--- a/docs/handbuch/ADW-USER-HANDBUCH.docx
+++ b/docs/handbuch/ADW-USER-HANDBUCH.docx
@@ -3000,7 +3000,10 @@
         <w:t xml:space="preserve">ok</w:t>
       </w:r>
       <w:r>
-        <w:t xml:space="preserve">. Then the</w:t>
+        <w:t xml:space="preserve"> </w:t>
+      </w:r>
+      <w:r>
+        <w:t xml:space="preserve">— at most 5 rounds. The severity threshold descends per round (round 1: all findings, round 2: P1+P2, from round 3: P1 only), and from round 2 on Codex receives the previous rounds' findings including their disposition, so it does not re-report settled or deliberately rejected points. Then the</w:t>
       </w:r>
       <w:r>
         <w:t xml:space="preserve"> </w:t>
@@ -3272,6 +3275,21 @@
         <w:t xml:space="preserve">ok</w:t>
       </w:r>
       <w:r>
+        <w:t xml:space="preserve"> </w:t>
+      </w:r>
+      <w:r>
+        <w:t xml:space="preserve">— same review-loop policy as in phases 1–2: max. 5 rounds, descending severity threshold, findings memory; P2/P3 below the threshold go to</w:t>
+      </w:r>
+      <w:r>
+        <w:t xml:space="preserve"> </w:t>
+      </w:r>
+      <w:r>
+        <w:rPr>
+          <w:rStyle w:val="VerbatimChar"/>
+        </w:rPr>
+        <w:t xml:space="preserve">followups.md</w:t>
+      </w:r>
+      <w:r>
         <w:t xml:space="preserve">). Then the</w:t>
       </w:r>
       <w:r>
@@ -3387,7 +3405,35 @@
         <w:t xml:space="preserve"> </w:t>
       </w:r>
       <w:r>
-        <w:t xml:space="preserve">— the reviewer describes the problem, the builder decides the solution.</w:t>
+        <w:t xml:space="preserve">— the reviewer describes the problem, the builder decides the solution. If a fix cycle leaves the worktree untouched and the triggering Findings were</w:t>
+      </w:r>
+      <w:r>
+        <w:t xml:space="preserve"> </w:t>
+      </w:r>
+      <w:r>
+        <w:rPr>
+          <w:b/>
+          <w:bCs/>
+        </w:rPr>
+        <w:t xml:space="preserve">P3 only</w:t>
+      </w:r>
+      <w:r>
+        <w:t xml:space="preserve">, that is not a failure: the finding is deferred to</w:t>
+      </w:r>
+      <w:r>
+        <w:t xml:space="preserve"> </w:t>
+      </w:r>
+      <w:r>
+        <w:rPr>
+          <w:rStyle w:val="VerbatimChar"/>
+        </w:rPr>
+        <w:t xml:space="preserve">followups.md</w:t>
+      </w:r>
+      <w:r>
+        <w:t xml:space="preserve"> </w:t>
+      </w:r>
+      <w:r>
+        <w:t xml:space="preserve">as well and the run continues (idleness on P1/P2 still escalates).</w:t>
       </w:r>
     </w:p>
     <w:p>
@@ -3893,7 +3939,7 @@
               <w:t xml:space="preserve"> </w:t>
             </w:r>
             <w:r>
-              <w:t xml:space="preserve">Findings (deduplicated).</w:t>
+              <w:t xml:space="preserve">Findings, deferred P3 Findings, and P2/P3 dropped below the review-round threshold (deduplicated).</w:t>
             </w:r>
           </w:p>
         </w:tc>
@@ -4457,7 +4503,7 @@
               <w:jc w:val="left"/>
             </w:pPr>
             <w:r>
-              <w:t xml:space="preserve">10 Codex rounds / 3 fix cycles per Lane</w:t>
+              <w:t xml:space="preserve">5 Codex rounds (severity threshold: round 1 all, 2 P1+P2, from 3 P1 only) / 3 fix cycles per Lane</w:t>
             </w:r>
           </w:p>
         </w:tc>

--- a/docs/handbuch/ADW-USER-HANDBUCH.docx
+++ b/docs/handbuch/ADW-USER-HANDBUCH.docx
@@ -2840,7 +2840,7 @@
         <w:t xml:space="preserve">1 Spec</w:t>
       </w:r>
       <w:r>
-        <w:t xml:space="preserve">Fable 5 + Codex</w:t>
+        <w:t xml:space="preserve">2 drafts + synthesis + Codex</w:t>
       </w:r>
       <w:r>
         <w:t xml:space="preserve">→</w:t>
@@ -2852,7 +2852,7 @@
         <w:t xml:space="preserve">2 Plan + Contract</w:t>
       </w:r>
       <w:r>
-        <w:t xml:space="preserve">Fable 5 + Codex · Approval</w:t>
+        <w:t xml:space="preserve">2 drafts + synthesis · Approval</w:t>
       </w:r>
       <w:r>
         <w:t xml:space="preserve">→</w:t>
@@ -2928,7 +2928,7 @@
         <w:pStyle w:val="BodyText"/>
       </w:pPr>
       <w:r>
-        <w:t xml:space="preserve">The</w:t>
+        <w:t xml:space="preserve">Each of the two artifacts is written</w:t>
       </w:r>
       <w:r>
         <w:t xml:space="preserve"> </w:t>
@@ -2938,25 +2938,10 @@
           <w:b/>
           <w:bCs/>
         </w:rPr>
-        <w:t xml:space="preserve">Spec agent</w:t>
-      </w:r>
-      <w:r>
-        <w:t xml:space="preserve"> </w:t>
-      </w:r>
-      <w:r>
-        <w:t xml:space="preserve">turns your issue into a specification following a fixed template (goal, scope, non-goals, acceptance criteria, definition of done) written to</w:t>
-      </w:r>
-      <w:r>
-        <w:t xml:space="preserve"> </w:t>
-      </w:r>
-      <w:r>
-        <w:rPr>
-          <w:rStyle w:val="VerbatimChar"/>
-        </w:rPr>
-        <w:t xml:space="preserve">.adw/spec.md</w:t>
-      </w:r>
-      <w:r>
-        <w:t xml:space="preserve">.</w:t>
+        <w:t xml:space="preserve">twice, independently</w:t>
+      </w:r>
+      <w:r>
+        <w:t xml:space="preserve">: the</w:t>
       </w:r>
       <w:r>
         <w:t xml:space="preserve"> </w:t>
@@ -2966,13 +2951,13 @@
           <w:b/>
           <w:bCs/>
         </w:rPr>
-        <w:t xml:space="preserve">Codex</w:t>
-      </w:r>
-      <w:r>
-        <w:t xml:space="preserve"> </w:t>
-      </w:r>
-      <w:r>
-        <w:t xml:space="preserve">reviews it; Findings go back</w:t>
+        <w:t xml:space="preserve">Spec agent</w:t>
+      </w:r>
+      <w:r>
+        <w:t xml:space="preserve"> </w:t>
+      </w:r>
+      <w:r>
+        <w:t xml:space="preserve">(Opus 4.8) and</w:t>
       </w:r>
       <w:r>
         <w:t xml:space="preserve"> </w:t>
@@ -2982,28 +2967,25 @@
           <w:b/>
           <w:bCs/>
         </w:rPr>
-        <w:t xml:space="preserve">to the same agent session</w:t>
-      </w:r>
-      <w:r>
-        <w:t xml:space="preserve"> </w:t>
-      </w:r>
-      <w:r>
-        <w:t xml:space="preserve">as a follow-up task until the verdict is</w:t>
-      </w:r>
-      <w:r>
-        <w:t xml:space="preserve"> </w:t>
-      </w:r>
-      <w:r>
-        <w:rPr>
-          <w:rStyle w:val="VerbatimChar"/>
-        </w:rPr>
-        <w:t xml:space="preserve">ok</w:t>
-      </w:r>
-      <w:r>
-        <w:t xml:space="preserve"> </w:t>
-      </w:r>
-      <w:r>
-        <w:t xml:space="preserve">— at most 5 rounds. The severity threshold descends per round (round 1: all findings, round 2: P1+P2, from round 3: P1 only), and from round 2 on Codex receives the previous rounds' findings including their disposition, so it does not re-report settled or deliberately rejected points. Then the</w:t>
+        <w:t xml:space="preserve">Codex</w:t>
+      </w:r>
+      <w:r>
+        <w:t xml:space="preserve"> </w:t>
+      </w:r>
+      <w:r>
+        <w:t xml:space="preserve">each produce their own draft of the specification following a fixed template (goal, scope, non-goals, acceptance criteria, definition of done) — in parallel, both drafts land in</w:t>
+      </w:r>
+      <w:r>
+        <w:t xml:space="preserve"> </w:t>
+      </w:r>
+      <w:r>
+        <w:rPr>
+          <w:rStyle w:val="VerbatimChar"/>
+        </w:rPr>
+        <w:t xml:space="preserve">.adw/runs/&lt;run_id&gt;/drafts/</w:t>
+      </w:r>
+      <w:r>
+        <w:t xml:space="preserve">. The</w:t>
       </w:r>
       <w:r>
         <w:t xml:space="preserve"> </w:t>
@@ -3013,43 +2995,43 @@
           <w:b/>
           <w:bCs/>
         </w:rPr>
-        <w:t xml:space="preserve">Plan agent</w:t>
-      </w:r>
-      <w:r>
-        <w:t xml:space="preserve"> </w:t>
-      </w:r>
-      <w:r>
-        <w:t xml:space="preserve">analogously produces</w:t>
-      </w:r>
-      <w:r>
-        <w:t xml:space="preserve"> </w:t>
-      </w:r>
-      <w:r>
-        <w:rPr>
-          <w:rStyle w:val="VerbatimChar"/>
-        </w:rPr>
-        <w:t xml:space="preserve">.adw/plan.md</w:t>
-      </w:r>
-      <w:r>
-        <w:t xml:space="preserve"> </w:t>
-      </w:r>
-      <w:r>
-        <w:t xml:space="preserve">(workstreams) and</w:t>
-      </w:r>
-      <w:r>
-        <w:t xml:space="preserve"> </w:t>
-      </w:r>
-      <w:r>
-        <w:rPr>
-          <w:rStyle w:val="VerbatimChar"/>
-        </w:rPr>
-        <w:t xml:space="preserve">.adw/contract.yaml</w:t>
-      </w:r>
-      <w:r>
-        <w:t xml:space="preserve"> </w:t>
-      </w:r>
-      <w:r>
-        <w:t xml:space="preserve">(interface contract: OpenAPI/types/events) — Codex checks both</w:t>
+        <w:t xml:space="preserve">Spec synthesis</w:t>
+      </w:r>
+      <w:r>
+        <w:t xml:space="preserve"> </w:t>
+      </w:r>
+      <w:r>
+        <w:t xml:space="preserve">(Fable 5) then merges them into ONE best-of</w:t>
+      </w:r>
+      <w:r>
+        <w:t xml:space="preserve"> </w:t>
+      </w:r>
+      <w:r>
+        <w:rPr>
+          <w:rStyle w:val="VerbatimChar"/>
+        </w:rPr>
+        <w:t xml:space="preserve">.adw/spec.md</w:t>
+      </w:r>
+      <w:r>
+        <w:t xml:space="preserve"> </w:t>
+      </w:r>
+      <w:r>
+        <w:t xml:space="preserve">(per section the stronger formulation wins, never a union) and writes the short summary</w:t>
+      </w:r>
+      <w:r>
+        <w:t xml:space="preserve"> </w:t>
+      </w:r>
+      <w:r>
+        <w:rPr>
+          <w:rStyle w:val="VerbatimChar"/>
+        </w:rPr>
+        <w:t xml:space="preserve">.adw/spec-summary.md</w:t>
+      </w:r>
+      <w:r>
+        <w:t xml:space="preserve"> </w:t>
+      </w:r>
+      <w:r>
+        <w:t xml:space="preserve">— your decision basis at the approval Gate.</w:t>
       </w:r>
       <w:r>
         <w:t xml:space="preserve"> </w:t>
@@ -3059,26 +3041,13 @@
           <w:b/>
           <w:bCs/>
         </w:rPr>
-        <w:t xml:space="preserve">together against the spec</w:t>
-      </w:r>
-      <w:r>
-        <w:t xml:space="preserve">. The run then pauses for your approval (section 6).</w:t>
-      </w:r>
-    </w:p>
-    <w:p>
-      <w:pPr>
-        <w:pStyle w:val="BodyText"/>
-      </w:pPr>
-      <w:r>
-        <w:t xml:space="preserve">Phase 3: Build in isolated Lanes with a Gate loop</w:t>
-      </w:r>
-    </w:p>
-    <w:p>
-      <w:pPr>
-        <w:pStyle w:val="BodyText"/>
-      </w:pPr>
-      <w:r>
-        <w:t xml:space="preserve">Each Lane gets its own</w:t>
+        <w:t xml:space="preserve">Codex</w:t>
+      </w:r>
+      <w:r>
+        <w:t xml:space="preserve"> </w:t>
+      </w:r>
+      <w:r>
+        <w:t xml:space="preserve">reviews the merged artifact; Findings go back</w:t>
       </w:r>
       <w:r>
         <w:t xml:space="preserve"> </w:t>
@@ -3088,61 +3057,28 @@
           <w:b/>
           <w:bCs/>
         </w:rPr>
-        <w:t xml:space="preserve">Git Worktree</w:t>
-      </w:r>
-      <w:r>
-        <w:t xml:space="preserve"> </w:t>
-      </w:r>
-      <w:r>
-        <w:t xml:space="preserve">under</w:t>
-      </w:r>
-      <w:r>
-        <w:t xml:space="preserve"> </w:t>
-      </w:r>
-      <w:r>
-        <w:rPr>
-          <w:rStyle w:val="VerbatimChar"/>
-        </w:rPr>
-        <w:t xml:space="preserve">.adw/runs/&lt;run_id&gt;/trees/&lt;lane&gt;</w:t>
-      </w:r>
-      <w:r>
-        <w:t xml:space="preserve"> </w:t>
-      </w:r>
-      <w:r>
-        <w:t xml:space="preserve">with its own branch</w:t>
-      </w:r>
-      <w:r>
-        <w:t xml:space="preserve"> </w:t>
-      </w:r>
-      <w:r>
-        <w:rPr>
-          <w:rStyle w:val="VerbatimChar"/>
-        </w:rPr>
-        <w:t xml:space="preserve">adw/&lt;run_id&gt;/&lt;lane&gt;</w:t>
-      </w:r>
-      <w:r>
-        <w:t xml:space="preserve">, its own agent session and its own ports (injected into the Gates as</w:t>
-      </w:r>
-      <w:r>
-        <w:t xml:space="preserve"> </w:t>
-      </w:r>
-      <w:r>
-        <w:rPr>
-          <w:rStyle w:val="VerbatimChar"/>
-        </w:rPr>
-        <w:t xml:space="preserve">BACKEND_PORT</w:t>
-      </w:r>
-      <w:r>
-        <w:t xml:space="preserve">/</w:t>
-      </w:r>
-      <w:r>
-        <w:rPr>
-          <w:rStyle w:val="VerbatimChar"/>
-        </w:rPr>
-        <w:t xml:space="preserve">FRONTEND_PORT</w:t>
-      </w:r>
-      <w:r>
-        <w:t xml:space="preserve">). The</w:t>
+        <w:t xml:space="preserve">to the same synthesis session</w:t>
+      </w:r>
+      <w:r>
+        <w:t xml:space="preserve"> </w:t>
+      </w:r>
+      <w:r>
+        <w:t xml:space="preserve">as a follow-up task until the verdict is</w:t>
+      </w:r>
+      <w:r>
+        <w:t xml:space="preserve"> </w:t>
+      </w:r>
+      <w:r>
+        <w:rPr>
+          <w:rStyle w:val="VerbatimChar"/>
+        </w:rPr>
+        <w:t xml:space="preserve">ok</w:t>
+      </w:r>
+      <w:r>
+        <w:t xml:space="preserve"> </w:t>
+      </w:r>
+      <w:r>
+        <w:t xml:space="preserve">— at most 5 rounds. The severity threshold descends per round (round 1: all findings, round 2: P1+P2, from round 3: P1 only), and from round 2 on Codex receives the previous rounds' findings including their disposition, so it does not re-report settled or deliberately rejected points. Then the</w:t>
       </w:r>
       <w:r>
         <w:t xml:space="preserve"> </w:t>
@@ -3152,13 +3088,13 @@
           <w:b/>
           <w:bCs/>
         </w:rPr>
-        <w:t xml:space="preserve">Build agent (Opus 4.8)</w:t>
-      </w:r>
-      <w:r>
-        <w:t xml:space="preserve"> </w:t>
-      </w:r>
-      <w:r>
-        <w:t xml:space="preserve">implements its workstream strictly against the contract, using TDD. Then your</w:t>
+        <w:t xml:space="preserve">Plan agent</w:t>
+      </w:r>
+      <w:r>
+        <w:t xml:space="preserve"> </w:t>
+      </w:r>
+      <w:r>
+        <w:t xml:space="preserve">+ Codex +</w:t>
       </w:r>
       <w:r>
         <w:t xml:space="preserve"> </w:t>
@@ -3168,13 +3104,58 @@
           <w:b/>
           <w:bCs/>
         </w:rPr>
-        <w:t xml:space="preserve">Gates</w:t>
-      </w:r>
-      <w:r>
-        <w:t xml:space="preserve"> </w:t>
-      </w:r>
-      <w:r>
-        <w:t xml:space="preserve">run. Red? The error output goes to the same session as a follow-up task — at most 10 iterations; on two identical failures the circuit breaker aborts immediately. Green?</w:t>
+        <w:t xml:space="preserve">Plan synthesis</w:t>
+      </w:r>
+      <w:r>
+        <w:t xml:space="preserve"> </w:t>
+      </w:r>
+      <w:r>
+        <w:t xml:space="preserve">analogously produce</w:t>
+      </w:r>
+      <w:r>
+        <w:t xml:space="preserve"> </w:t>
+      </w:r>
+      <w:r>
+        <w:rPr>
+          <w:rStyle w:val="VerbatimChar"/>
+        </w:rPr>
+        <w:t xml:space="preserve">.adw/plan.md</w:t>
+      </w:r>
+      <w:r>
+        <w:t xml:space="preserve"> </w:t>
+      </w:r>
+      <w:r>
+        <w:t xml:space="preserve">(workstreams),</w:t>
+      </w:r>
+      <w:r>
+        <w:t xml:space="preserve"> </w:t>
+      </w:r>
+      <w:r>
+        <w:rPr>
+          <w:rStyle w:val="VerbatimChar"/>
+        </w:rPr>
+        <w:t xml:space="preserve">.adw/contract.yaml</w:t>
+      </w:r>
+      <w:r>
+        <w:t xml:space="preserve"> </w:t>
+      </w:r>
+      <w:r>
+        <w:t xml:space="preserve">(interface contract: OpenAPI/types/events) and</w:t>
+      </w:r>
+      <w:r>
+        <w:t xml:space="preserve"> </w:t>
+      </w:r>
+      <w:r>
+        <w:rPr>
+          <w:rStyle w:val="VerbatimChar"/>
+        </w:rPr>
+        <w:t xml:space="preserve">.adw/plan-summary.md</w:t>
+      </w:r>
+      <w:r>
+        <w:t xml:space="preserve"> </w:t>
+      </w:r>
+      <w:r>
+        <w:t xml:space="preserve">— Codex checks plan and contract</w:t>
       </w:r>
       <w:r>
         <w:t xml:space="preserve"> </w:t>
@@ -3184,13 +3165,23 @@
           <w:b/>
           <w:bCs/>
         </w:rPr>
-        <w:t xml:space="preserve">The orchestrator commits</w:t>
-      </w:r>
-      <w:r>
-        <w:t xml:space="preserve"> </w:t>
-      </w:r>
-      <w:r>
-        <w:t xml:space="preserve">(never the agent).</w:t>
+        <w:t xml:space="preserve">together against the spec</w:t>
+      </w:r>
+      <w:r>
+        <w:t xml:space="preserve">. If Codex fails as an</w:t>
+      </w:r>
+      <w:r>
+        <w:t xml:space="preserve"> </w:t>
+      </w:r>
+      <w:r>
+        <w:rPr>
+          <w:i/>
+          <w:iCs/>
+        </w:rPr>
+        <w:t xml:space="preserve">author</w:t>
+      </w:r>
+      <w:r>
+        <w:t xml:space="preserve">, the run does not abort: the synthesis works from the Claude draft alone and states that in the summary. The run then pauses for your approval (section 6).</w:t>
       </w:r>
     </w:p>
     <w:p>
@@ -3198,7 +3189,7 @@
         <w:pStyle w:val="BodyText"/>
       </w:pPr>
       <w:r>
-        <w:t xml:space="preserve">Phase 4: Integration + E2E (--parallel only)</w:t>
+        <w:t xml:space="preserve">Phase 3: Build in isolated Lanes with a Gate loop</w:t>
       </w:r>
     </w:p>
     <w:p>
@@ -3206,22 +3197,7 @@
         <w:pStyle w:val="BodyText"/>
       </w:pPr>
       <w:r>
-        <w:t xml:space="preserve">The orchestrator merges both Lane branches onto a fresh integration branch</w:t>
-      </w:r>
-      <w:r>
-        <w:t xml:space="preserve"> </w:t>
-      </w:r>
-      <w:r>
-        <w:rPr>
-          <w:rStyle w:val="VerbatimChar"/>
-        </w:rPr>
-        <w:t xml:space="preserve">adw/&lt;run_id&gt;/integration</w:t>
-      </w:r>
-      <w:r>
-        <w:t xml:space="preserve"> </w:t>
-      </w:r>
-      <w:r>
-        <w:t xml:space="preserve">and runs your E2E command. On red, the</w:t>
+        <w:t xml:space="preserve">Each Lane gets its own</w:t>
       </w:r>
       <w:r>
         <w:t xml:space="preserve"> </w:t>
@@ -3231,66 +3207,77 @@
           <w:b/>
           <w:bCs/>
         </w:rPr>
-        <w:t xml:space="preserve">E2E Triage agent</w:t>
-      </w:r>
-      <w:r>
-        <w:t xml:space="preserve"> </w:t>
-      </w:r>
-      <w:r>
-        <w:t xml:space="preserve">(Sonnet 5, read-only) assigns each failure to a Lane; the fix goes through the regular Lane loop (Gates!, commit) and integration is redone. At most 10 rounds. A merge conflict escalates to you immediately — no agent resolves conflicts.</w:t>
-      </w:r>
-    </w:p>
-    <w:p>
-      <w:pPr>
-        <w:pStyle w:val="BodyText"/>
-      </w:pPr>
-      <w:r>
-        <w:t xml:space="preserve">Phases 5–6: Two independent reviews + Triage</w:t>
-      </w:r>
-    </w:p>
-    <w:p>
-      <w:pPr>
-        <w:pStyle w:val="BodyText"/>
-      </w:pPr>
+        <w:t xml:space="preserve">Git Worktree</w:t>
+      </w:r>
+      <w:r>
+        <w:t xml:space="preserve"> </w:t>
+      </w:r>
+      <w:r>
+        <w:t xml:space="preserve">under</w:t>
+      </w:r>
+      <w:r>
+        <w:t xml:space="preserve"> </w:t>
+      </w:r>
+      <w:r>
+        <w:rPr>
+          <w:rStyle w:val="VerbatimChar"/>
+        </w:rPr>
+        <w:t xml:space="preserve">.adw/runs/&lt;run_id&gt;/trees/&lt;lane&gt;</w:t>
+      </w:r>
+      <w:r>
+        <w:t xml:space="preserve"> </w:t>
+      </w:r>
+      <w:r>
+        <w:t xml:space="preserve">with its own branch</w:t>
+      </w:r>
+      <w:r>
+        <w:t xml:space="preserve"> </w:t>
+      </w:r>
+      <w:r>
+        <w:rPr>
+          <w:rStyle w:val="VerbatimChar"/>
+        </w:rPr>
+        <w:t xml:space="preserve">adw/&lt;run_id&gt;/&lt;lane&gt;</w:t>
+      </w:r>
+      <w:r>
+        <w:t xml:space="preserve">, its own agent session and its own ports (injected into the Gates as</w:t>
+      </w:r>
+      <w:r>
+        <w:t xml:space="preserve"> </w:t>
+      </w:r>
+      <w:r>
+        <w:rPr>
+          <w:rStyle w:val="VerbatimChar"/>
+        </w:rPr>
+        <w:t xml:space="preserve">BACKEND_PORT</w:t>
+      </w:r>
+      <w:r>
+        <w:t xml:space="preserve">/</w:t>
+      </w:r>
+      <w:r>
+        <w:rPr>
+          <w:rStyle w:val="VerbatimChar"/>
+        </w:rPr>
+        <w:t xml:space="preserve">FRONTEND_PORT</w:t>
+      </w:r>
+      <w:r>
+        <w:t xml:space="preserve">). The</w:t>
+      </w:r>
+      <w:r>
+        <w:t xml:space="preserve"> </w:t>
+      </w:r>
       <w:r>
         <w:rPr>
           <w:b/>
           <w:bCs/>
         </w:rPr>
-        <w:t xml:space="preserve">Codex</w:t>
-      </w:r>
-      <w:r>
-        <w:t xml:space="preserve"> </w:t>
-      </w:r>
-      <w:r>
-        <w:t xml:space="preserve">reviews the integrated diff (Findings with a fix plan, routed per Lane, until</w:t>
-      </w:r>
-      <w:r>
-        <w:t xml:space="preserve"> </w:t>
-      </w:r>
-      <w:r>
-        <w:rPr>
-          <w:rStyle w:val="VerbatimChar"/>
-        </w:rPr>
-        <w:t xml:space="preserve">ok</w:t>
-      </w:r>
-      <w:r>
-        <w:t xml:space="preserve"> </w:t>
-      </w:r>
-      <w:r>
-        <w:t xml:space="preserve">— same review-loop policy as in phases 1–2: max. 5 rounds, descending severity threshold, findings memory; P2/P3 below the threshold go to</w:t>
-      </w:r>
-      <w:r>
-        <w:t xml:space="preserve"> </w:t>
-      </w:r>
-      <w:r>
-        <w:rPr>
-          <w:rStyle w:val="VerbatimChar"/>
-        </w:rPr>
-        <w:t xml:space="preserve">followups.md</w:t>
-      </w:r>
-      <w:r>
-        <w:t xml:space="preserve">). Then the</w:t>
+        <w:t xml:space="preserve">Build agent (Opus 4.8)</w:t>
+      </w:r>
+      <w:r>
+        <w:t xml:space="preserve"> </w:t>
+      </w:r>
+      <w:r>
+        <w:t xml:space="preserve">implements its workstream strictly against the contract, using TDD. Then your</w:t>
       </w:r>
       <w:r>
         <w:t xml:space="preserve"> </w:t>
@@ -3300,13 +3287,13 @@
           <w:b/>
           <w:bCs/>
         </w:rPr>
-        <w:t xml:space="preserve">final reviewer</w:t>
-      </w:r>
-      <w:r>
-        <w:t xml:space="preserve"> </w:t>
-      </w:r>
-      <w:r>
-        <w:t xml:space="preserve">(Fable 5, strictly read-only) checks the implementation against the spec. The</w:t>
+        <w:t xml:space="preserve">Gates</w:t>
+      </w:r>
+      <w:r>
+        <w:t xml:space="preserve"> </w:t>
+      </w:r>
+      <w:r>
+        <w:t xml:space="preserve">run. Red? The error output goes to the same session as a follow-up task — at most 10 iterations; on two identical failures the circuit breaker aborts immediately. Green?</w:t>
       </w:r>
       <w:r>
         <w:t xml:space="preserve"> </w:t>
@@ -3316,6 +3303,138 @@
           <w:b/>
           <w:bCs/>
         </w:rPr>
+        <w:t xml:space="preserve">The orchestrator commits</w:t>
+      </w:r>
+      <w:r>
+        <w:t xml:space="preserve"> </w:t>
+      </w:r>
+      <w:r>
+        <w:t xml:space="preserve">(never the agent).</w:t>
+      </w:r>
+    </w:p>
+    <w:p>
+      <w:pPr>
+        <w:pStyle w:val="BodyText"/>
+      </w:pPr>
+      <w:r>
+        <w:t xml:space="preserve">Phase 4: Integration + E2E (--parallel only)</w:t>
+      </w:r>
+    </w:p>
+    <w:p>
+      <w:pPr>
+        <w:pStyle w:val="BodyText"/>
+      </w:pPr>
+      <w:r>
+        <w:t xml:space="preserve">The orchestrator merges both Lane branches onto a fresh integration branch</w:t>
+      </w:r>
+      <w:r>
+        <w:t xml:space="preserve"> </w:t>
+      </w:r>
+      <w:r>
+        <w:rPr>
+          <w:rStyle w:val="VerbatimChar"/>
+        </w:rPr>
+        <w:t xml:space="preserve">adw/&lt;run_id&gt;/integration</w:t>
+      </w:r>
+      <w:r>
+        <w:t xml:space="preserve"> </w:t>
+      </w:r>
+      <w:r>
+        <w:t xml:space="preserve">and runs your E2E command. On red, the</w:t>
+      </w:r>
+      <w:r>
+        <w:t xml:space="preserve"> </w:t>
+      </w:r>
+      <w:r>
+        <w:rPr>
+          <w:b/>
+          <w:bCs/>
+        </w:rPr>
+        <w:t xml:space="preserve">E2E Triage agent</w:t>
+      </w:r>
+      <w:r>
+        <w:t xml:space="preserve"> </w:t>
+      </w:r>
+      <w:r>
+        <w:t xml:space="preserve">(Sonnet 5, read-only) assigns each failure to a Lane; the fix goes through the regular Lane loop (Gates!, commit) and integration is redone. At most 10 rounds. A merge conflict escalates to you immediately — no agent resolves conflicts.</w:t>
+      </w:r>
+    </w:p>
+    <w:p>
+      <w:pPr>
+        <w:pStyle w:val="BodyText"/>
+      </w:pPr>
+      <w:r>
+        <w:t xml:space="preserve">Phases 5–6: Two independent reviews + Triage</w:t>
+      </w:r>
+    </w:p>
+    <w:p>
+      <w:pPr>
+        <w:pStyle w:val="BodyText"/>
+      </w:pPr>
+      <w:r>
+        <w:rPr>
+          <w:b/>
+          <w:bCs/>
+        </w:rPr>
+        <w:t xml:space="preserve">Codex</w:t>
+      </w:r>
+      <w:r>
+        <w:t xml:space="preserve"> </w:t>
+      </w:r>
+      <w:r>
+        <w:t xml:space="preserve">reviews the integrated diff (Findings with a fix plan, routed per Lane, until</w:t>
+      </w:r>
+      <w:r>
+        <w:t xml:space="preserve"> </w:t>
+      </w:r>
+      <w:r>
+        <w:rPr>
+          <w:rStyle w:val="VerbatimChar"/>
+        </w:rPr>
+        <w:t xml:space="preserve">ok</w:t>
+      </w:r>
+      <w:r>
+        <w:t xml:space="preserve"> </w:t>
+      </w:r>
+      <w:r>
+        <w:t xml:space="preserve">— same review-loop policy as in phases 1–2: max. 5 rounds, descending severity threshold, findings memory; P2/P3 below the threshold go to</w:t>
+      </w:r>
+      <w:r>
+        <w:t xml:space="preserve"> </w:t>
+      </w:r>
+      <w:r>
+        <w:rPr>
+          <w:rStyle w:val="VerbatimChar"/>
+        </w:rPr>
+        <w:t xml:space="preserve">followups.md</w:t>
+      </w:r>
+      <w:r>
+        <w:t xml:space="preserve">). Then the</w:t>
+      </w:r>
+      <w:r>
+        <w:t xml:space="preserve"> </w:t>
+      </w:r>
+      <w:r>
+        <w:rPr>
+          <w:b/>
+          <w:bCs/>
+        </w:rPr>
+        <w:t xml:space="preserve">final reviewer</w:t>
+      </w:r>
+      <w:r>
+        <w:t xml:space="preserve"> </w:t>
+      </w:r>
+      <w:r>
+        <w:t xml:space="preserve">(Fable 5, strictly read-only) checks the implementation against the spec. The</w:t>
+      </w:r>
+      <w:r>
+        <w:t xml:space="preserve"> </w:t>
+      </w:r>
+      <w:r>
+        <w:rPr>
+          <w:b/>
+          <w:bCs/>
+        </w:rPr>
         <w:t xml:space="preserve">Triage is code</w:t>
       </w:r>
       <w:r>
@@ -3566,7 +3685,7 @@
         <w:rPr>
           <w:rStyle w:val="VerbatimChar"/>
         </w:rPr>
-        <w:t xml:space="preserve">Plan-Approval ausstehend: .adw/runs/3f9a12c4/plan.md lesen, dann `adw approve 3f9a12c4`</w:t>
+        <w:t xml:space="preserve">Plan-Approval ausstehend: .adw/runs/3f9a12c4/plan-summary.md und .adw/runs/3f9a12c4/plan.md lesen, dann `adw approve 3f9a12c4`</w:t>
       </w:r>
       <w:r>
         <w:br/>
@@ -3578,6 +3697,15 @@
         <w:rPr>
           <w:rStyle w:val="VerbatimChar"/>
         </w:rPr>
+        <w:t xml:space="preserve">$ less ~/projekte/shop/.adw/runs/3f9a12c4/plan-summary.md # the synthesis summary first</w:t>
+      </w:r>
+      <w:r>
+        <w:br/>
+      </w:r>
+      <w:r>
+        <w:rPr>
+          <w:rStyle w:val="VerbatimChar"/>
+        </w:rPr>
         <w:t xml:space="preserve">$ less ~/projekte/shop/.adw/runs/3f9a12c4/plan.md      # check the plan</w:t>
       </w:r>
       <w:r>
@@ -3602,6 +3730,14 @@
     <w:p>
       <w:pPr>
         <w:pStyle w:val="FirstParagraph"/>
+      </w:pPr>
+      <w:r>
+        <w:t xml:space="preserve">Start with the summary: it states in a few lines what is to be built and why, which decisions were made, what was deliberately left out, and where the two drafts disagreed — plan and contract are the detail level behind it.</w:t>
+      </w:r>
+    </w:p>
+    <w:p>
+      <w:pPr>
+        <w:pStyle w:val="BodyText"/>
       </w:pPr>
       <w:r>
         <w:t xml:space="preserve">The approval Gate is the cheapest place to stop wrong directions: a corrected assumption at plan level costs nothing; at code level it costs build, review and fix cycles. For small, low-risk tasks:</w:t>
@@ -3874,6 +4010,157 @@
               <w:rPr>
                 <w:rStyle w:val="VerbatimChar"/>
               </w:rPr>
+              <w:t xml:space="preserve">.adw/runs/&lt;run_id&gt;/spec-summary.md</w:t>
+            </w:r>
+            <w:r>
+              <w:t xml:space="preserve">,</w:t>
+            </w:r>
+            <w:r>
+              <w:t xml:space="preserve"> </w:t>
+            </w:r>
+            <w:r>
+              <w:rPr>
+                <w:rStyle w:val="VerbatimChar"/>
+              </w:rPr>
+              <w:t xml:space="preserve">plan-summary.md</w:t>
+            </w:r>
+          </w:p>
+        </w:tc>
+        <w:tc>
+          <w:tcPr/>
+          <w:p>
+            <w:pPr>
+              <w:pStyle w:val="Compact"/>
+              <w:jc w:val="left"/>
+            </w:pPr>
+            <w:r>
+              <w:t xml:space="preserve">The synthesis summary per authoring phase — your decision basis at the approval Gate (what/why, key decisions, deferred items, which draft contributed what, open questions).</w:t>
+            </w:r>
+          </w:p>
+        </w:tc>
+        <w:tc>
+          <w:tcPr>
+            <w:gridSpan w:val="1"/>
+            <w:vMerge w:val="continue"/>
+          </w:tcPr>
+          <w:p>
+            <w:pPr/>
+          </w:p>
+        </w:tc>
+      </w:tr>
+      <w:tr>
+        <w:tc>
+          <w:tcPr/>
+          <w:p>
+            <w:pPr>
+              <w:pStyle w:val="Compact"/>
+              <w:jc w:val="left"/>
+            </w:pPr>
+            <w:r>
+              <w:rPr>
+                <w:rStyle w:val="VerbatimChar"/>
+              </w:rPr>
+              <w:t xml:space="preserve">.adw/runs/&lt;run_id&gt;/drafts/</w:t>
+            </w:r>
+          </w:p>
+        </w:tc>
+        <w:tc>
+          <w:tcPr/>
+          <w:p>
+            <w:pPr>
+              <w:pStyle w:val="Compact"/>
+              <w:jc w:val="left"/>
+            </w:pPr>
+            <w:r>
+              <w:t xml:space="preserve">The two independent drafts per authoring phase (</w:t>
+            </w:r>
+            <w:r>
+              <w:rPr>
+                <w:rStyle w:val="VerbatimChar"/>
+              </w:rPr>
+              <w:t xml:space="preserve">spec.claude.md</w:t>
+            </w:r>
+            <w:r>
+              <w:t xml:space="preserve"> </w:t>
+            </w:r>
+            <w:r>
+              <w:t xml:space="preserve">/</w:t>
+            </w:r>
+            <w:r>
+              <w:t xml:space="preserve"> </w:t>
+            </w:r>
+            <w:r>
+              <w:rPr>
+                <w:rStyle w:val="VerbatimChar"/>
+              </w:rPr>
+              <w:t xml:space="preserve">spec.codex.md</w:t>
+            </w:r>
+            <w:r>
+              <w:t xml:space="preserve">,</w:t>
+            </w:r>
+            <w:r>
+              <w:t xml:space="preserve"> </w:t>
+            </w:r>
+            <w:r>
+              <w:rPr>
+                <w:rStyle w:val="VerbatimChar"/>
+              </w:rPr>
+              <w:t xml:space="preserve">plan.*</w:t>
+            </w:r>
+            <w:r>
+              <w:t xml:space="preserve">,</w:t>
+            </w:r>
+            <w:r>
+              <w:t xml:space="preserve"> </w:t>
+            </w:r>
+            <w:r>
+              <w:rPr>
+                <w:rStyle w:val="VerbatimChar"/>
+              </w:rPr>
+              <w:t xml:space="preserve">contract.*</w:t>
+            </w:r>
+            <w:r>
+              <w:t xml:space="preserve">), plus a</w:t>
+            </w:r>
+            <w:r>
+              <w:t xml:space="preserve"> </w:t>
+            </w:r>
+            <w:r>
+              <w:rPr>
+                <w:rStyle w:val="VerbatimChar"/>
+              </w:rPr>
+              <w:t xml:space="preserve">&lt;kind&gt;.codex.FAILED</w:t>
+            </w:r>
+            <w:r>
+              <w:t xml:space="preserve"> </w:t>
+            </w:r>
+            <w:r>
+              <w:t xml:space="preserve">marker if the Codex draft failed.</w:t>
+            </w:r>
+          </w:p>
+        </w:tc>
+        <w:tc>
+          <w:tcPr>
+            <w:gridSpan w:val="1"/>
+            <w:vMerge w:val="continue"/>
+          </w:tcPr>
+          <w:p>
+            <w:pPr/>
+          </w:p>
+        </w:tc>
+      </w:tr>
+      <w:tr>
+        <w:tc>
+          <w:tcPr/>
+          <w:p>
+            <w:pPr>
+              <w:pStyle w:val="Compact"/>
+              <w:jc w:val="left"/>
+            </w:pPr>
+            <w:r>
+              <w:rPr>
+                <w:rStyle w:val="VerbatimChar"/>
+              </w:rPr>
               <w:t xml:space="preserve">.adw/runs/&lt;run_id&gt;/escalation.md</w:t>
             </w:r>
           </w:p>
@@ -5072,6 +5359,78 @@
             </w:pPr>
             <w:r>
               <w:t xml:space="preserve">A workstream (backend/frontend) with its own Git Worktree, its own branch, its own agent session and its own ports.</w:t>
+            </w:r>
+          </w:p>
+        </w:tc>
+      </w:tr>
+      <w:tr>
+        <w:tc>
+          <w:tcPr/>
+          <w:p>
+            <w:pPr>
+              <w:pStyle w:val="Compact"/>
+              <w:jc w:val="left"/>
+            </w:pPr>
+            <w:r>
+              <w:rPr>
+                <w:b/>
+                <w:bCs/>
+              </w:rPr>
+              <w:t xml:space="preserve">Draft stage</w:t>
+            </w:r>
+          </w:p>
+        </w:tc>
+        <w:tc>
+          <w:tcPr/>
+          <w:p>
+            <w:pPr>
+              <w:pStyle w:val="Compact"/>
+              <w:jc w:val="left"/>
+            </w:pPr>
+            <w:r>
+              <w:t xml:space="preserve">Phases 1–2: Claude agent and Codex write their own draft of the artifact in parallel, into</w:t>
+            </w:r>
+            <w:r>
+              <w:t xml:space="preserve"> </w:t>
+            </w:r>
+            <w:r>
+              <w:rPr>
+                <w:rStyle w:val="VerbatimChar"/>
+              </w:rPr>
+              <w:t xml:space="preserve">.adw/runs/&lt;run_id&gt;/drafts/</w:t>
+            </w:r>
+            <w:r>
+              <w:t xml:space="preserve">.</w:t>
+            </w:r>
+          </w:p>
+        </w:tc>
+      </w:tr>
+      <w:tr>
+        <w:tc>
+          <w:tcPr/>
+          <w:p>
+            <w:pPr>
+              <w:pStyle w:val="Compact"/>
+              <w:jc w:val="left"/>
+            </w:pPr>
+            <w:r>
+              <w:rPr>
+                <w:b/>
+                <w:bCs/>
+              </w:rPr>
+              <w:t xml:space="preserve">Synthesis</w:t>
+            </w:r>
+          </w:p>
+        </w:tc>
+        <w:tc>
+          <w:tcPr/>
+          <w:p>
+            <w:pPr>
+              <w:pStyle w:val="Compact"/>
+              <w:jc w:val="left"/>
+            </w:pPr>
+            <w:r>
+              <w:t xml:space="preserve">The agent that merges both drafts into ONE best-of artifact and writes the summary for the approval Gate.</w:t>
             </w:r>
           </w:p>
         </w:tc>

--- a/docs/handbuch/ADW-USER-HANDBUCH.docx
+++ b/docs/handbuch/ADW-USER-HANDBUCH.docx
@@ -1385,7 +1385,16 @@
         <w:rPr>
           <w:rStyle w:val="VerbatimChar"/>
         </w:rPr>
-        <w:t xml:space="preserve">      - {name: pytest, cmd: "pytest -x -q",         timeout: 1800}</w:t>
+        <w:t xml:space="preserve">      # tdd: true = at least one marked Gate has to be RED before implementing</w:t>
+      </w:r>
+      <w:r>
+        <w:br/>
+      </w:r>
+      <w:r>
+        <w:rPr>
+          <w:rStyle w:val="VerbatimChar"/>
+        </w:rPr>
+        <w:t xml:space="preserve">      - {name: pytest, cmd: "pytest -x -q",         timeout: 1800, tdd: true}</w:t>
       </w:r>
     </w:p>
     <w:p>
@@ -1585,6 +1594,63 @@
               <w:rPr>
                 <w:rStyle w:val="VerbatimChar"/>
               </w:rPr>
+              <w:t xml:space="preserve">…gates[].tdd</w:t>
+            </w:r>
+          </w:p>
+        </w:tc>
+        <w:tc>
+          <w:tcPr/>
+          <w:p>
+            <w:pPr>
+              <w:pStyle w:val="Compact"/>
+              <w:jc w:val="left"/>
+            </w:pPr>
+            <w:r>
+              <w:t xml:space="preserve">optional (false)</w:t>
+            </w:r>
+          </w:p>
+        </w:tc>
+        <w:tc>
+          <w:tcPr/>
+          <w:p>
+            <w:pPr>
+              <w:pStyle w:val="Compact"/>
+              <w:jc w:val="left"/>
+            </w:pPr>
+            <w:r>
+              <w:t xml:space="preserve">Marks a Gate (typically the test Gate) as a RED proof: in the initial build at least one marked Gate has to be red after the test-only pass,</w:t>
+            </w:r>
+            <w:r>
+              <w:t xml:space="preserve"> </w:t>
+            </w:r>
+            <w:r>
+              <w:rPr>
+                <w:b/>
+                <w:bCs/>
+              </w:rPr>
+              <w:t xml:space="preserve">before</w:t>
+            </w:r>
+            <w:r>
+              <w:t xml:space="preserve"> </w:t>
+            </w:r>
+            <w:r>
+              <w:t xml:space="preserve">the implementation run (section 5, phase 3).</w:t>
+            </w:r>
+          </w:p>
+        </w:tc>
+      </w:tr>
+      <w:tr>
+        <w:tc>
+          <w:tcPr/>
+          <w:p>
+            <w:pPr>
+              <w:pStyle w:val="Compact"/>
+              <w:jc w:val="left"/>
+            </w:pPr>
+            <w:r>
+              <w:rPr>
+                <w:rStyle w:val="VerbatimChar"/>
+              </w:rPr>
               <w:t xml:space="preserve">lanes.frontend</w:t>
             </w:r>
           </w:p>
@@ -3261,7 +3327,19 @@
         <w:t xml:space="preserve">FRONTEND_PORT</w:t>
       </w:r>
       <w:r>
-        <w:t xml:space="preserve">). The</w:t>
+        <w:t xml:space="preserve">). If you marked at least one Gate with</w:t>
+      </w:r>
+      <w:r>
+        <w:t xml:space="preserve"> </w:t>
+      </w:r>
+      <w:r>
+        <w:rPr>
+          <w:rStyle w:val="VerbatimChar"/>
+        </w:rPr>
+        <w:t xml:space="preserve">tdd: true</w:t>
+      </w:r>
+      <w:r>
+        <w:t xml:space="preserve">, the initial build starts with the</w:t>
       </w:r>
       <w:r>
         <w:t xml:space="preserve"> </w:t>
@@ -3271,13 +3349,10 @@
           <w:b/>
           <w:bCs/>
         </w:rPr>
-        <w:t xml:space="preserve">Build agent (Opus 4.8)</w:t>
-      </w:r>
-      <w:r>
-        <w:t xml:space="preserve"> </w:t>
-      </w:r>
-      <w:r>
-        <w:t xml:space="preserve">implements its workstream strictly against the contract, using TDD. Then your</w:t>
+        <w:t xml:space="preserve">RED stage</w:t>
+      </w:r>
+      <w:r>
+        <w:t xml:space="preserve">: the Build agent first writes</w:t>
       </w:r>
       <w:r>
         <w:t xml:space="preserve"> </w:t>
@@ -3287,13 +3362,13 @@
           <w:b/>
           <w:bCs/>
         </w:rPr>
-        <w:t xml:space="preserve">Gates</w:t>
-      </w:r>
-      <w:r>
-        <w:t xml:space="preserve"> </w:t>
-      </w:r>
-      <w:r>
-        <w:t xml:space="preserve">run. Red? The error output goes to the same session as a follow-up task — at most 10 iterations; on two identical failures the circuit breaker aborts immediately. Green?</w:t>
+        <w:t xml:space="preserve">only the tests</w:t>
+      </w:r>
+      <w:r>
+        <w:t xml:space="preserve"> </w:t>
+      </w:r>
+      <w:r>
+        <w:t xml:space="preserve">(no production code), and then the orchestrator itself runs exactly the marked Gates. At least one red = RED proven, and the same agent session continues with the implementation, with the (shortened) red Gate output as its task. All green means the tests do not cover the required behavior — that escalates instead of building on a proof nobody has. The</w:t>
       </w:r>
       <w:r>
         <w:t xml:space="preserve"> </w:t>
@@ -3303,13 +3378,45 @@
           <w:b/>
           <w:bCs/>
         </w:rPr>
+        <w:t xml:space="preserve">Build agent (Opus 4.8)</w:t>
+      </w:r>
+      <w:r>
+        <w:t xml:space="preserve"> </w:t>
+      </w:r>
+      <w:r>
+        <w:t xml:space="preserve">implements its workstream strictly against the contract. Then your</w:t>
+      </w:r>
+      <w:r>
+        <w:t xml:space="preserve"> </w:t>
+      </w:r>
+      <w:r>
+        <w:rPr>
+          <w:b/>
+          <w:bCs/>
+        </w:rPr>
+        <w:t xml:space="preserve">Gates</w:t>
+      </w:r>
+      <w:r>
+        <w:t xml:space="preserve"> </w:t>
+      </w:r>
+      <w:r>
+        <w:t xml:space="preserve">run. Red? The error output goes to the same session as a follow-up task — at most 10 iterations (the RED check consumes none of them); on two identical failures the circuit breaker aborts immediately. Green?</w:t>
+      </w:r>
+      <w:r>
+        <w:t xml:space="preserve"> </w:t>
+      </w:r>
+      <w:r>
+        <w:rPr>
+          <w:b/>
+          <w:bCs/>
+        </w:rPr>
         <w:t xml:space="preserve">The orchestrator commits</w:t>
       </w:r>
       <w:r>
         <w:t xml:space="preserve"> </w:t>
       </w:r>
       <w:r>
-        <w:t xml:space="preserve">(never the agent).</w:t>
+        <w:t xml:space="preserve">(never the agent) — but only while the tests that proved RED are still in place.</w:t>
       </w:r>
     </w:p>
     <w:p>
@@ -5116,6 +5223,37 @@
         <w:pStyle w:val="BodyText"/>
       </w:pPr>
       <w:r>
+        <w:t xml:space="preserve">Escalation "Tests green after the test-only pass — RED not confirmed"</w:t>
+      </w:r>
+    </w:p>
+    <w:p>
+      <w:pPr>
+        <w:pStyle w:val="BodyText"/>
+      </w:pPr>
+      <w:r>
+        <w:t xml:space="preserve">The Lane has a</w:t>
+      </w:r>
+      <w:r>
+        <w:t xml:space="preserve"> </w:t>
+      </w:r>
+      <w:r>
+        <w:rPr>
+          <w:rStyle w:val="VerbatimChar"/>
+        </w:rPr>
+        <w:t xml:space="preserve">tdd: true</w:t>
+      </w:r>
+      <w:r>
+        <w:t xml:space="preserve"> </w:t>
+      </w:r>
+      <w:r>
+        <w:t xml:space="preserve">Gate, but the marked Gates were green right after the test-only pass. Then the new tests prove nothing: either they do not cover the required behavior, or that behavior already exists. ADW does not loop on this — it hands over to you. Sharpen the plan/contract (or drop the requirement), then start a new run. Related escalations from the same stage: the test-only pass left the Worktree untouched (no tests = no proof), it deleted files (red Gates through deletions are no proof), or the implementation removed the tests that proved RED.</w:t>
+      </w:r>
+    </w:p>
+    <w:p>
+      <w:pPr>
+        <w:pStyle w:val="BodyText"/>
+      </w:pPr>
+      <w:r>
         <w:t xml:space="preserve">Pipeline red "without usable job logs"</w:t>
       </w:r>
     </w:p>
@@ -5461,6 +5599,51 @@
             </w:pPr>
             <w:r>
               <w:t xml:space="preserve">A configured check command (linter, tests, …) with a hard timeout. All Gates green = condition for every commit.</w:t>
+            </w:r>
+          </w:p>
+        </w:tc>
+      </w:tr>
+      <w:tr>
+        <w:tc>
+          <w:tcPr/>
+          <w:p>
+            <w:pPr>
+              <w:pStyle w:val="Compact"/>
+              <w:jc w:val="left"/>
+            </w:pPr>
+            <w:r>
+              <w:rPr>
+                <w:b/>
+                <w:bCs/>
+              </w:rPr>
+              <w:t xml:space="preserve">RED stage</w:t>
+            </w:r>
+          </w:p>
+        </w:tc>
+        <w:tc>
+          <w:tcPr/>
+          <w:p>
+            <w:pPr>
+              <w:pStyle w:val="Compact"/>
+              <w:jc w:val="left"/>
+            </w:pPr>
+            <w:r>
+              <w:t xml:space="preserve">Initial build of a Lane with a</w:t>
+            </w:r>
+            <w:r>
+              <w:t xml:space="preserve"> </w:t>
+            </w:r>
+            <w:r>
+              <w:rPr>
+                <w:rStyle w:val="VerbatimChar"/>
+              </w:rPr>
+              <w:t xml:space="preserve">tdd: true</w:t>
+            </w:r>
+            <w:r>
+              <w:t xml:space="preserve"> </w:t>
+            </w:r>
+            <w:r>
+              <w:t xml:space="preserve">Gate: the agent is told to write tests only, then the orchestrator proves the marked Gates are red — before the implementation run.</w:t>
             </w:r>
           </w:p>
         </w:tc>
